--- a/state-vignettes/west_virginia_highway_report.docx
+++ b/state-vignettes/west_virginia_highway_report.docx
@@ -10,12 +10,12 @@
         <w:rPr>
           <w:color w:val="FF5500"/>
         </w:rPr>
-        <w:t>West Virginia Ranks 30th in the Nation in Highway Performance and Cost-Effectiveness</w:t>
+        <w:t>West Virginia Ranks 32nd in the Nation in Highway Performance and Cost-Effectiveness</w:t>
       </w:r>
     </w:p>
     <w:p>
       <w:r>
-        <w:t>West Virginia’s highway system ranks 30th in the nation in overall cost-effectiveness and condition.</w:t>
+        <w:t>West Virginia’s highway system ranks 32nd in the nation in overall cost-effectiveness and condition.</w:t>
       </w:r>
     </w:p>
     <w:p>
@@ -25,42 +25,42 @@
     </w:p>
     <w:p>
       <w:r>
-        <w:t>In safety and condition categories, West Virginia’s highways rank 29th in urban Interstate pavement condition, 35th in rural Interstate pavement condition, 7th in urban arterial pavement condition, 36th in rural arterial pavement condition, 50th in structurally deficient bridges, 34th in urban fatality rate, and 30th in rural fatality rate.</w:t>
+        <w:t>In safety and condition categories, West Virginia’s highways rank 29th in urban Interstate pavement condition, 37th in rural Interstate pavement condition, 14th in urban arterial pavement condition, 43rd in rural arterial pavement condition, 49th in structurally deficient bridges, 44th in urban fatality rate, and 10th in rural fatality rate.</w:t>
       </w:r>
     </w:p>
     <w:p>
       <w:r>
-        <w:t>West Virginia ranks 5th out of the 50 states in traffic congestion, and its drivers spend 12.47 hours a year stuck in traffic congestion.</w:t>
+        <w:t>West Virginia ranks 6th out of the 50 states in traffic congestion, and its drivers spend 12.53 hours a year stuck in traffic congestion.</w:t>
       </w:r>
     </w:p>
     <w:p>
       <w:r>
-        <w:t>In spending and cost-effectiveness, West Virginia ranks 4th in capital and bridge disbursements, which are the costs of building new roads and bridges and widening existing ones. West Virginia ranks 16th in maintenance spending, such as the costs of repaving roads and filling in potholes. West Virginia’s administrative disbursements, including office spending that doesn’t make its way to roads, rank 7th nationwide.</w:t>
+        <w:t>In spending and cost-effectiveness, West Virginia ranks 9th in capital and bridge disbursements, which are the costs of building new roads and bridges and widening existing ones. West Virginia ranks 15th in maintenance spending, such as the costs of repaving roads and filling in potholes. West Virginia’s administrative disbursements, including office spending that doesn’t make its way to roads, rank 10th nationwide.</w:t>
       </w:r>
     </w:p>
     <w:p>
       <w:r>
-        <w:t>Compared to last year, West Virginia has the following notable changes in rankings: Rural Other Principal Arterial Pavement Condition improved by 9 points, from 45 to 36; Urbanized Area Congestion improved by 5 points, from 10 to 5; Urban Other Principal Arterial Pavement Condition improved by 6 points, from 13 to 7; Urban Fatality Rate worsened by 21 points, from 13 to 34.</w:t>
+        <w:t>Compared to last year, West Virginia has the following notable changes in rankings: Capital &amp; Bridge Disbursements worsened by 5 points, from 4 to 9; Rural Other Principal Arterial Pavement Condition worsened by 7 points, from 36 to 43; Urban Other Principal Arterial Pavement Condition worsened by 7 points, from 7 to 14; Rural Fatality Rate improved by 20 points, from 30 to 10; Urban Fatality Rate worsened by 10 points, from 34 to 44.</w:t>
       </w:r>
     </w:p>
     <w:p>
       <w:r>
-        <w:t>Compared to neighboring and nearby states, West Virginia’s overall highway performance is better than Pennsylvania (36th) and Maryland (34th); worse than Virginia (1st), Ohio (5th), and Kentucky (15th).</w:t>
+        <w:t>Compared to neighboring and nearby states, West Virginia’s overall highway performance is better than Pennsylvania (35th) and Maryland (36th); worse than Virginia (8th), Ohio (5th), and Kentucky (11th).</w:t>
       </w:r>
     </w:p>
     <w:p>
       <w:r>
-        <w:t>Comparing its overall performance to similarly populated states, West Virginia ranks worse than Idaho (26th) and New Hampshire (13th).</w:t>
+        <w:t>Comparing its overall performance to similarly populated states, West Virginia ranks worse than Idaho (20th) and New Hampshire (12th).</w:t>
       </w:r>
     </w:p>
     <w:p>
       <w:r>
-        <w:t>West Virginia’s highway system ranks 30th out of 50 states overall this year, compared to 33rd last year.</w:t>
+        <w:t>West Virginia’s highway system ranks 32nd out of 50 states overall this year, compared to 30th last year.</w:t>
       </w:r>
     </w:p>
     <w:p>
       <w:r>
-        <w:t>“In terms of improving in the road condition and performance categories, West Virginia should focus on reducing Structurally Deficient Bridges and Other Fatality Rate. West Virginia’s rank of 50th in Structurally Deficient Bridges makes it one of the worst in the nation for this safety metric,” said Baruch Feigenbaum, lead author of the 29th Annual Highway Report and senior managing director of transportation policy at Reason Foundation.</w:t>
+        <w:t>“In terms of improving in the road condition and performance categories, West Virginia should focus on reducing Structurally Deficient Bridges and Other Fatality Rate. West Virginia’s rank of 49th in Structurally Deficient Bridges makes it one of the worst in the nation for this safety metric,” said Baruch Feigenbaum, lead author of the 30th Annual Highway Report and senior managing director of transportation policy at Reason Foundation.</w:t>
       </w:r>
     </w:p>
     <w:p>
@@ -70,7 +70,7 @@
           <w:color w:val="FF5500"/>
           <w:sz w:val="28"/>
         </w:rPr>
-        <w:t>WEST VIRGINIA’S RANKINGS IN THE 29TH ANNUAL HIGHWAY REPORT</w:t>
+        <w:t>WEST VIRGINIA’S RANKINGS IN THE 30TH ANNUAL HIGHWAY REPORT</w:t>
       </w:r>
     </w:p>
     <w:tbl>
@@ -148,7 +148,7 @@
               <w:rPr>
                 <w:sz w:val="20"/>
               </w:rPr>
-              <w:t>30</w:t>
+              <w:t>32</w:t>
             </w:r>
           </w:p>
         </w:tc>
@@ -179,7 +179,7 @@
               <w:rPr>
                 <w:sz w:val="20"/>
               </w:rPr>
-              <w:t>4</w:t>
+              <w:t>9</w:t>
             </w:r>
           </w:p>
         </w:tc>
@@ -212,7 +212,7 @@
               <w:rPr>
                 <w:sz w:val="20"/>
               </w:rPr>
-              <w:t>16</w:t>
+              <w:t>15</w:t>
             </w:r>
           </w:p>
         </w:tc>
@@ -243,7 +243,7 @@
               <w:rPr>
                 <w:sz w:val="20"/>
               </w:rPr>
-              <w:t>7</w:t>
+              <w:t>10</w:t>
             </w:r>
           </w:p>
         </w:tc>
@@ -276,7 +276,7 @@
               <w:rPr>
                 <w:sz w:val="20"/>
               </w:rPr>
-              <w:t>8</w:t>
+              <w:t>11</w:t>
             </w:r>
           </w:p>
         </w:tc>
@@ -307,7 +307,7 @@
               <w:rPr>
                 <w:sz w:val="20"/>
               </w:rPr>
-              <w:t>35</w:t>
+              <w:t>37</w:t>
             </w:r>
           </w:p>
         </w:tc>
@@ -340,7 +340,7 @@
               <w:rPr>
                 <w:sz w:val="20"/>
               </w:rPr>
-              <w:t>36</w:t>
+              <w:t>43</w:t>
             </w:r>
           </w:p>
         </w:tc>
@@ -404,7 +404,7 @@
               <w:rPr>
                 <w:sz w:val="20"/>
               </w:rPr>
-              <w:t>7</w:t>
+              <w:t>14</w:t>
             </w:r>
           </w:p>
         </w:tc>
@@ -435,7 +435,7 @@
               <w:rPr>
                 <w:sz w:val="20"/>
               </w:rPr>
-              <w:t>5</w:t>
+              <w:t>6</w:t>
             </w:r>
           </w:p>
         </w:tc>
@@ -468,7 +468,7 @@
               <w:rPr>
                 <w:sz w:val="20"/>
               </w:rPr>
-              <w:t>50</w:t>
+              <w:t>49</w:t>
             </w:r>
           </w:p>
         </w:tc>
@@ -499,7 +499,7 @@
               <w:rPr>
                 <w:sz w:val="20"/>
               </w:rPr>
-              <w:t>30</w:t>
+              <w:t>10</w:t>
             </w:r>
           </w:p>
         </w:tc>
@@ -532,7 +532,7 @@
               <w:rPr>
                 <w:sz w:val="20"/>
               </w:rPr>
-              <w:t>34</w:t>
+              <w:t>44</w:t>
             </w:r>
           </w:p>
         </w:tc>
@@ -572,12 +572,12 @@
     <w:p>
       <w:r>
         <w:br/>
-        <w:t>Reason Foundation’s 29th Annual Highway Report measures the condition and cost- effectiveness of state-controlled highways in 13 categories, including pavement and bridge conditions, traffic fatalities, and spending. In the performance categories, ranking first implies the state has the best or lowest fatality rate and its road pavement is in the best condition. A ranking of 50th in performance categories means the state has the worst fatality rates or pavement conditions. In simplified terms, in the cost-effectiveness categories, a rank of 50 means the state spends more money, and a first-place ranking means the state spends less money than other states in that category.</w:t>
+        <w:t>Reason Foundation’s 30th Annual Highway Report measures the condition and cost-effectiveness of state-controlled highways in 13 categories, including pavement and bridge conditions, traffic fatalities, and spending. In the performance categories, ranking first implies the state has the best or lowest fatality rate and its road pavement is in the best condition. A ranking of 50th in performance categories means the state has the worst fatality rates or pavement conditions. In simplified terms, in the cost-effectiveness categories, a rank of 50 means the state spends more money, and a first-place ranking means the state spends less money than other states in that category.</w:t>
       </w:r>
     </w:p>
     <w:p>
       <w:r>
-        <w:t>The report’s data are primarily information each state directly reported to the Federal Highway Administration for 2023. Better Roads and Bridges provides the deficient bridge data, and INRIX.com provides the traffic congestion data.</w:t>
+        <w:t>The report’s data are primarily information each state directly reported to the Federal Highway Administration for 2024. Better Roads and Bridges provides the deficient bridge data, and INRIX.com provides the traffic congestion data.</w:t>
       </w:r>
     </w:p>
     <w:sectPr>
